--- a/docx/knowledge-base/topic-selection/xep-hang-topic-va-top-2.docx
+++ b/docx/knowledge-base/topic-selection/xep-hang-topic-va-top-2.docx
@@ -3329,7 +3329,7 @@
         </w:rPr>
         <w:t xml:space="preserve">: </w:t>
       </w:r>
-      <w:hyperlink w:history="1" r:id="rIdivfvopzc6aoahvss8mjox">
+      <w:hyperlink w:history="1" r:id="rIdlp0qpfpaja_j1fkfilyoj">
         <w:r>
           <w:rPr>
             <w:rStyle w:val="Hyperlink"/>
@@ -3368,7 +3368,7 @@
         </w:rPr>
         <w:t xml:space="preserve">: </w:t>
       </w:r>
-      <w:hyperlink w:history="1" r:id="rIdbqb4ne5k8dyxqgamunlkd">
+      <w:hyperlink w:history="1" r:id="rIdej0b859umjhc1m53edmiu">
         <w:r>
           <w:rPr>
             <w:rStyle w:val="Hyperlink"/>
@@ -3407,7 +3407,7 @@
         </w:rPr>
         <w:t xml:space="preserve">: </w:t>
       </w:r>
-      <w:hyperlink w:history="1" r:id="rIdup2bz_cgt5m8ftk4dni8y">
+      <w:hyperlink w:history="1" r:id="rIdv1ndqpdf0oejxzctyzmcy">
         <w:r>
           <w:rPr>
             <w:rStyle w:val="Hyperlink"/>
@@ -3446,7 +3446,7 @@
         </w:rPr>
         <w:t xml:space="preserve">: </w:t>
       </w:r>
-      <w:hyperlink w:history="1" r:id="rIde3ca-ppciy3ir_gy1kwyj">
+      <w:hyperlink w:history="1" r:id="rIdiolac2_5gjzcsokmpfymf">
         <w:r>
           <w:rPr>
             <w:rStyle w:val="Hyperlink"/>
@@ -3485,7 +3485,7 @@
         </w:rPr>
         <w:t xml:space="preserve">: </w:t>
       </w:r>
-      <w:hyperlink w:history="1" r:id="rIdlcqarrcuszj7wm2ymulvw">
+      <w:hyperlink w:history="1" r:id="rIdatvvz9t26-pwq6fxlwncj">
         <w:r>
           <w:rPr>
             <w:rStyle w:val="Hyperlink"/>
@@ -4006,7 +4006,7 @@
         </w:rPr>
         <w:t xml:space="preserve">: </w:t>
       </w:r>
-      <w:hyperlink w:history="1" r:id="rIdu-mnfbfan8ufqewnumcpb">
+      <w:hyperlink w:history="1" r:id="rIddijauvube5b1qzfkn5evx">
         <w:r>
           <w:rPr>
             <w:rStyle w:val="Hyperlink"/>
@@ -4045,7 +4045,7 @@
         </w:rPr>
         <w:t xml:space="preserve">: </w:t>
       </w:r>
-      <w:hyperlink w:history="1" r:id="rIdm37irev2d_nj6xf8ooz6a">
+      <w:hyperlink w:history="1" r:id="rIdzwn2osacmapgmkz3ztfrb">
         <w:r>
           <w:rPr>
             <w:rStyle w:val="Hyperlink"/>
@@ -4084,7 +4084,7 @@
         </w:rPr>
         <w:t xml:space="preserve">: </w:t>
       </w:r>
-      <w:hyperlink w:history="1" r:id="rIdzg-3mfiaw3ezuifd3xmpd">
+      <w:hyperlink w:history="1" r:id="rIdd69upkjpuao9dknwckzxr">
         <w:r>
           <w:rPr>
             <w:rStyle w:val="Hyperlink"/>
